--- a/UrbanPulse_PRD.docx
+++ b/UrbanPulse_PRD.docx
@@ -2,13 +2,13 @@
 <file path=word/document.xml><?xml version="1.0" encoding="utf-8"?>
 <w:document xmlns:w="http://schemas.openxmlformats.org/wordprocessingml/2006/main" xmlns:m="http://schemas.openxmlformats.org/officeDocument/2006/math" xmlns:r="http://schemas.openxmlformats.org/officeDocument/2006/relationships" xmlns:o="urn:schemas-microsoft-com:office:office" xmlns:v="urn:schemas-microsoft-com:vml" xmlns:w10="urn:schemas-microsoft-com:office:word" xmlns:a="http://schemas.openxmlformats.org/drawingml/2006/main" xmlns:pic="http://schemas.openxmlformats.org/drawingml/2006/picture" xmlns:wp="http://schemas.openxmlformats.org/drawingml/2006/wordprocessingDrawing">
   <w:body>
-    <w:bookmarkStart w:id="19" w:name="urbanpulse-prd-2026-09-30"/>
+    <w:bookmarkStart w:id="19" w:name="urbanpulse-prd-2026-10-01"/>
     <w:p>
       <w:pPr>
         <w:pStyle w:val="Heading1"/>
       </w:pPr>
       <w:r>
-        <w:t xml:space="preserve">UrbanPulse PRD (2026-09-30)</w:t>
+        <w:t xml:space="preserve">UrbanPulse PRD (2026-10-01)</w:t>
       </w:r>
     </w:p>
     <w:p>
@@ -61,7 +61,7 @@
         <w:rPr>
           <w:rStyle w:val="VerbatimChar"/>
         </w:rPr>
-        <w:t xml:space="preserve">design/UrbanPulse_시안_v5.html</w:t>
+        <w:t xml:space="preserve">design/UrbanPulse_시안_v6.html</w:t>
       </w:r>
     </w:p>
     <w:bookmarkStart w:id="9" w:name="정의"/>
@@ -106,7 +106,7 @@
         </w:numPr>
       </w:pPr>
       <w:r>
-        <w:t xml:space="preserve">권하는 행동의 크기: 한 시간 비켜 가기. 추천 시간의 78%가 점심·저녁 근처(12~14시 36%, 18~20시 42%)</w:t>
+        <w:t xml:space="preserve">권하는 행동의 크기: 한 시간 비켜 가기. 1순위 추천 시간의 72%가 점심·저녁 근처(12~14시 38%, 18~20시 34%, 운영 규칙 기준)</w:t>
       </w:r>
     </w:p>
     <w:bookmarkEnd w:id="9"/>
@@ -364,7 +364,7 @@
         <w:t xml:space="preserve">“지금 열려 있고 한산한 곳”</w:t>
       </w:r>
       <w:r>
-        <w:t xml:space="preserve">(단계 낮고 결제 활동 있는 곳). 서울시 실시간 도시데이터 사이트(지도 먼저)와 갈리는 첫 화면</w:t>
+        <w:t xml:space="preserve">(단계 낮고 지금 결제가 실제로 일어나는 곳). 서울시 실시간 도시데이터 사이트(지도 먼저)와 갈리는 첫 화면</w:t>
       </w:r>
     </w:p>
     <w:p>
@@ -376,7 +376,7 @@
         </w:numPr>
       </w:pPr>
       <w:r>
-        <w:t xml:space="preserve">장소 선택 → 이번 주 7일 목록, 날마다 추천 시간(1~2시간 창, 최대 3개)</w:t>
+        <w:t xml:space="preserve">장소 선택 → 이번 주 7일 목록, 날마다 추천 시간(최대 3개, 오늘은 남은 시간에서만)</w:t>
       </w:r>
     </w:p>
     <w:p>
@@ -424,7 +424,7 @@
         <w:t xml:space="preserve">“한적하게”</w:t>
       </w:r>
       <w:r>
-        <w:t xml:space="preserve">는 구경·산책만 참고용</w:t>
+        <w:t xml:space="preserve">는 공원·고궁만. 핫플(A1)에서는 준비 중</w:t>
       </w:r>
     </w:p>
     <w:p>
@@ -475,7 +475,7 @@
         </w:numPr>
       </w:pPr>
       <w:r>
-        <w:t xml:space="preserve">장소: 서울시 실시간 장소 102곳(결제 데이터 있는 A1 78곳 + 공원·고궁 A2 24곳)</w:t>
+        <w:t xml:space="preserve">장소: 서울시 실시간 장소 100곳(결제 데이터 있는 A1 78곳 + 공원·고궁 A2 22곳, 2026-10-01 기준. 수집 데이터로 매일 다시 정함)</w:t>
       </w:r>
     </w:p>
     <w:p>
@@ -777,7 +777,7 @@
               <w:pStyle w:val="Compact"/>
             </w:pPr>
             <w:r>
-              <w:t xml:space="preserve">활발 91~92%, 혼잡 약속 86~88%</w:t>
+              <w:t xml:space="preserve">활발 90~95%, 혼잡 약속 98%(적당히)</w:t>
             </w:r>
           </w:p>
         </w:tc>
@@ -812,7 +812,7 @@
               <w:pStyle w:val="Compact"/>
             </w:pPr>
             <w:r>
-              <w:t xml:space="preserve">활발 86.9%, 신뢰구간 하한 84.8%(기준 85%)</w:t>
+              <w:t xml:space="preserve">활발 86.8%, 신뢰구간 하한 84.5%(기준 85%)</w:t>
             </w:r>
           </w:p>
         </w:tc>
@@ -847,7 +847,7 @@
               <w:pStyle w:val="Compact"/>
             </w:pPr>
             <w:r>
-              <w:t xml:space="preserve">처음 보는 공휴일 5일, 오차 21.6% → 17.3%(약 20% 감소). 신뢰구간 하한 6%로 기준 10% 미달</w:t>
+              <w:t xml:space="preserve">처음 보는 공휴일 5일, 오차 21.6% → 17.3%(약 20% 감소). 신뢰구간 하한 6%로 기준 10% 미달. 운영 엔진 기준 20.7% → 17.2%</w:t>
             </w:r>
           </w:p>
         </w:tc>
@@ -908,7 +908,7 @@
         </w:numPr>
       </w:pPr>
       <w:r>
-        <w:t xml:space="preserve">꺼 둔 것(검증 실패): 맛집·쇼핑의</w:t>
+        <w:t xml:space="preserve">꺼 둔 것(검증 실패): 핫플(A1)의</w:t>
       </w:r>
       <w:r>
         <w:t xml:space="preserve"> </w:t>
@@ -917,7 +917,10 @@
         <w:t xml:space="preserve">“한적하게”</w:t>
       </w:r>
       <w:r>
-        <w:t xml:space="preserve">, 명절 추천, 외국인 밀집 장소 일부 조합.</w:t>
+        <w:t xml:space="preserve"> </w:t>
+      </w:r>
+      <w:r>
+        <w:t xml:space="preserve">전부, 명절 추천, 외국인 밀집 장소 일부 조합.</w:t>
       </w:r>
       <w:r>
         <w:t xml:space="preserve"> </w:t>
@@ -1085,6 +1088,18 @@
       </w:pPr>
       <w:r>
         <w:t xml:space="preserve">계산은 모두 사전 처리, 화면은 읽기만</w:t>
+      </w:r>
+    </w:p>
+    <w:p>
+      <w:pPr>
+        <w:pStyle w:val="Compact"/>
+        <w:numPr>
+          <w:ilvl w:val="0"/>
+          <w:numId w:val="1012"/>
+        </w:numPr>
+      </w:pPr>
+      <w:r>
+        <w:t xml:space="preserve">구현 상태(2026-10-01): 수집·예측·추천·평가 엔진과 화면이 로컬에서 동작. 화면 보완과 역세권 진행 중</w:t>
       </w:r>
     </w:p>
     <w:p>

--- a/UrbanPulse_PRD.docx
+++ b/UrbanPulse_PRD.docx
@@ -480,7 +480,6 @@
     </w:p>
     <w:p>
       <w:pPr>
-        <w:pStyle w:val="Compact"/>
         <w:numPr>
           <w:ilvl w:val="0"/>
           <w:numId w:val="1005"/>
@@ -500,6 +499,17 @@
       </w:r>
       <w:r>
         <w:t xml:space="preserve">표시. 실측 단계 일치 약함(카파 0.31), 주거지 역이 많아 핫플 타겟과 어긋남. 사용 반응 보고 유지 여부 결정</w:t>
+      </w:r>
+    </w:p>
+    <w:p>
+      <w:pPr>
+        <w:numPr>
+          <w:ilvl w:val="0"/>
+          <w:numId w:val="1005"/>
+        </w:numPr>
+      </w:pPr>
+      <w:r>
+        <w:t xml:space="preserve">향후 계획(검증 전): 그 장소에서 할 만한 것 추천. 1단계는 추천 시간에 활발한 업종과 진행 중인 행사(이미 모으는 데이터), 2단계는 구체적인 가게·볼거리(외부 장소 정보 필요)</w:t>
       </w:r>
     </w:p>
     <w:bookmarkEnd w:id="12"/>

--- a/UrbanPulse_PRD.docx
+++ b/UrbanPulse_PRD.docx
@@ -787,7 +787,7 @@
               <w:pStyle w:val="Compact"/>
             </w:pPr>
             <w:r>
-              <w:t xml:space="preserve">활발 90~95%, 혼잡 약속 98%(적당히)</w:t>
+              <w:t xml:space="preserve">활발 93~95%, 혼잡 약속 95%(적당히), 추천이 나온 날 99% 이상</w:t>
             </w:r>
           </w:p>
         </w:tc>
@@ -822,7 +822,7 @@
               <w:pStyle w:val="Compact"/>
             </w:pPr>
             <w:r>
-              <w:t xml:space="preserve">활발 86.8%, 신뢰구간 하한 84.5%(기준 85%)</w:t>
+              <w:t xml:space="preserve">활발 87.8%, 혼잡 약속 95%</w:t>
             </w:r>
           </w:p>
         </w:tc>
@@ -833,7 +833,7 @@
               <w:pStyle w:val="Compact"/>
             </w:pPr>
             <w:r>
-              <w:t xml:space="preserve">참고용</w:t>
+              <w:t xml:space="preserve">참고용(10월 재판정 뒤 켬 여부 결정)</w:t>
             </w:r>
           </w:p>
         </w:tc>
@@ -918,7 +918,31 @@
         </w:numPr>
       </w:pPr>
       <w:r>
-        <w:t xml:space="preserve">꺼 둔 것(검증 실패): 핫플(A1)의</w:t>
+        <w:t xml:space="preserve">혼잡 단계 경계 규칙 교체(10월 1일): 이전 규칙은 단계를 높게 예측해</w:t>
+      </w:r>
+      <w:r>
+        <w:t xml:space="preserve"> </w:t>
+      </w:r>
+      <w:r>
+        <w:t xml:space="preserve">“너무 붐빔”</w:t>
+      </w:r>
+      <w:r>
+        <w:t xml:space="preserve"> </w:t>
+      </w:r>
+      <w:r>
+        <w:t xml:space="preserve">표시의 81%가 틀렸음. 교체 후 적중 73%</w:t>
+      </w:r>
+    </w:p>
+    <w:p>
+      <w:pPr>
+        <w:pStyle w:val="Compact"/>
+        <w:numPr>
+          <w:ilvl w:val="0"/>
+          <w:numId w:val="1010"/>
+        </w:numPr>
+      </w:pPr>
+      <w:r>
+        <w:t xml:space="preserve">꺼 둔 것: 핫플(A1)의</w:t>
       </w:r>
       <w:r>
         <w:t xml:space="preserve"> </w:t>
@@ -930,7 +954,7 @@
         <w:t xml:space="preserve"> </w:t>
       </w:r>
       <w:r>
-        <w:t xml:space="preserve">전부, 명절 추천, 외국인 밀집 장소 일부 조합.</w:t>
+        <w:t xml:space="preserve">전부(10월 재판정 대상), 명절 추천, 외국인 밀집 장소 일부 조합.</w:t>
       </w:r>
       <w:r>
         <w:t xml:space="preserve"> </w:t>

--- a/UrbanPulse_PRD.docx
+++ b/UrbanPulse_PRD.docx
@@ -1133,7 +1133,7 @@
         </w:numPr>
       </w:pPr>
       <w:r>
-        <w:t xml:space="preserve">구현 상태(2026-10-01): 수집·예측·추천·평가 엔진과 화면이 로컬에서 동작. 화면 보완과 역세권 진행 중</w:t>
+        <w:t xml:space="preserve">구현 상태(2026-10-02): 수집·예측·추천·평가 엔진, 화면 전체(홈, 검색, 이번 주, 하루 상세, 지도), 역세권 실험 기능(247곳)이 로컬에서 동작. 남은 것은 클라우드 배포</w:t>
       </w:r>
     </w:p>
     <w:p>
